--- a/VCO_Design_Report.docx
+++ b/VCO_Design_Report.docx
@@ -297,7 +297,10 @@
       </w:pPr>
       <w:r>
         <w:lastRenderedPageBreak/>
-        <w:t>8. Frequency</w:t>
+        <w:t>8</w:t>
+      </w:r>
+      <w:r>
+        <w:t>. Frequency</w:t>
       </w:r>
       <w:r>
         <w:noBreakHyphen/>
@@ -414,7 +417,28 @@
           <w:szCs w:val="22"/>
         </w:rPr>
         <w:br/>
-        <w:t>1. The triangular waveform slope represents the charging and discharging rate.</w:t>
+      </w:r>
+      <w:r>
+        <w:rPr>
+          <w:rFonts w:asciiTheme="minorHAnsi" w:hAnsiTheme="minorHAnsi"/>
+          <w:b w:val="0"/>
+          <w:bCs w:val="0"/>
+          <w:color w:val="auto"/>
+          <w:sz w:val="22"/>
+          <w:szCs w:val="22"/>
+        </w:rPr>
+        <w:t>1</w:t>
+      </w:r>
+      <w:r>
+        <w:rPr>
+          <w:rFonts w:asciiTheme="minorHAnsi" w:hAnsiTheme="minorHAnsi"/>
+          <w:b w:val="0"/>
+          <w:bCs w:val="0"/>
+          <w:color w:val="auto"/>
+          <w:sz w:val="22"/>
+          <w:szCs w:val="22"/>
+        </w:rPr>
+        <w:t>. The triangular waveform slope represents the charging and discharging rate.</w:t>
       </w:r>
       <w:r>
         <w:rPr>
@@ -680,7 +704,10 @@
       </w:pPr>
       <w:r>
         <w:lastRenderedPageBreak/>
-        <w:t>9. PI Controller Implementation</w:t>
+        <w:t>9</w:t>
+      </w:r>
+      <w:r>
+        <w:t>. PI Controller Implementation</w:t>
       </w:r>
       <w:r>
         <w:rPr>
@@ -1082,7 +1109,18 @@
         </w:rPr>
       </w:pPr>
       <w:r>
-        <w:t>10. Iterative Circuit Exploration</w:t>
+        <w:rPr>
+          <w:b w:val="0"/>
+          <w:bCs w:val="0"/>
+        </w:rPr>
+        <w:t>10</w:t>
+      </w:r>
+      <w:r>
+        <w:rPr>
+          <w:b w:val="0"/>
+          <w:bCs w:val="0"/>
+        </w:rPr>
+        <w:t>. Iterative Circuit Exploration</w:t>
       </w:r>
       <w:r>
         <w:rPr>
@@ -1223,7 +1261,10 @@
         <w:br/>
       </w:r>
       <w:r>
-        <w:t>11. Final Selected Architecture</w:t>
+        <w:t>11</w:t>
+      </w:r>
+      <w:r>
+        <w:t>. Final Selected Architecture</w:t>
       </w:r>
     </w:p>
     <w:p>
@@ -2197,7 +2238,6 @@
   <w:style w:type="character" w:default="1" w:styleId="DefaultParagraphFont">
     <w:name w:val="Default Paragraph Font"/>
     <w:uiPriority w:val="1"/>
-    <w:semiHidden/>
     <w:unhideWhenUsed/>
   </w:style>
   <w:style w:type="table" w:default="1" w:styleId="TableNormal">
